--- a/assets/Uday_Barooah_Sport_Resume.docx
+++ b/assets/Uday_Barooah_Sport_Resume.docx
@@ -54,7 +54,7 @@
         </w:rPr>
         <w:t xml:space="preserve">   |   </w:t>
       </w:r>
-      <w:hyperlink w:history="1" r:id="rIdmbxee2jzihnfh-dfipr-a">
+      <w:hyperlink w:history="1" r:id="rIdkycuejudc0pw6lcsdo5ch">
         <w:r>
           <w:rPr>
             <w:color w:val="13524B"/>
@@ -88,7 +88,7 @@
         </w:rPr>
         <w:t xml:space="preserve">   |   </w:t>
       </w:r>
-      <w:hyperlink w:history="1" r:id="rIdkkyz1dldllhd4eoyv-dys">
+      <w:hyperlink w:history="1" r:id="rIduqdxt5mhmt0q4t7yc4htk">
         <w:r>
           <w:rPr>
             <w:color w:val="13524B"/>
@@ -992,7 +992,7 @@
           <w:sz w:val="20"/>
           <w:szCs w:val="20"/>
         </w:rPr>
-        <w:t xml:space="preserve">Director (Board)</w:t>
+        <w:t xml:space="preserve">Director</w:t>
       </w:r>
     </w:p>
     <w:p>
@@ -1042,7 +1042,7 @@
         </w:rPr>
         <w:t xml:space="preserve">Build automated athlete-monitoring and reporting systems that integrate Catapult, VALD and wellness data using R and Python, run live GPS monitoring, and create custom dashboards. Increasingly applying AI tooling (Claude Code) to automate performance reporting. Deidentified portfolio: </w:t>
       </w:r>
-      <w:hyperlink w:history="1" r:id="rIdb6cxt7js5jy1ygyv89oo_">
+      <w:hyperlink w:history="1" r:id="rIdjxvyyouluv4soth-xrl74">
         <w:r>
           <w:rPr>
             <w:color w:val="13524B"/>

--- a/assets/Uday_Barooah_Sport_Resume.docx
+++ b/assets/Uday_Barooah_Sport_Resume.docx
@@ -20,22 +20,6 @@
     </w:p>
     <w:p>
       <w:pPr>
-        <w:spacing w:after="60"/>
-      </w:pPr>
-      <w:r>
-        <w:rPr>
-          <w:b/>
-          <w:bCs/>
-          <w:color w:val="13524B"/>
-          <w:spacing w:val="20"/>
-          <w:sz w:val="19"/>
-          <w:szCs w:val="19"/>
-        </w:rPr>
-        <w:t xml:space="preserve">SPORTS SCIENTIST  |  HIGH PERFORMANCE</w:t>
-      </w:r>
-    </w:p>
-    <w:p>
-      <w:pPr>
         <w:spacing w:after="120"/>
       </w:pPr>
       <w:r>
@@ -54,7 +38,7 @@
         </w:rPr>
         <w:t xml:space="preserve">   |   </w:t>
       </w:r>
-      <w:hyperlink w:history="1" r:id="rIdkycuejudc0pw6lcsdo5ch">
+      <w:hyperlink w:history="1" r:id="rId1eboi1xn7q3wfiswahhlz">
         <w:r>
           <w:rPr>
             <w:color w:val="13524B"/>
@@ -88,7 +72,7 @@
         </w:rPr>
         <w:t xml:space="preserve">   |   </w:t>
       </w:r>
-      <w:hyperlink w:history="1" r:id="rIduqdxt5mhmt0q4t7yc4htk">
+      <w:hyperlink w:history="1" r:id="rIdkydbm19nzqlh3fivlqo7i">
         <w:r>
           <w:rPr>
             <w:color w:val="13524B"/>
@@ -1042,7 +1026,7 @@
         </w:rPr>
         <w:t xml:space="preserve">Build automated athlete-monitoring and reporting systems that integrate Catapult, VALD and wellness data using R and Python, run live GPS monitoring, and create custom dashboards. Increasingly applying AI tooling (Claude Code) to automate performance reporting. Deidentified portfolio: </w:t>
       </w:r>
-      <w:hyperlink w:history="1" r:id="rIdjxvyyouluv4soth-xrl74">
+      <w:hyperlink w:history="1" r:id="rIdbynqyuss8bh1lejr1qpo9">
         <w:r>
           <w:rPr>
             <w:color w:val="13524B"/>

--- a/assets/Uday_Barooah_Sport_Resume.docx
+++ b/assets/Uday_Barooah_Sport_Resume.docx
@@ -38,7 +38,7 @@
         </w:rPr>
         <w:t xml:space="preserve">   |   </w:t>
       </w:r>
-      <w:hyperlink w:history="1" r:id="rId1eboi1xn7q3wfiswahhlz">
+      <w:hyperlink w:history="1" r:id="rIdv1d87zncye17oj8dwcvop">
         <w:r>
           <w:rPr>
             <w:color w:val="13524B"/>
@@ -72,7 +72,7 @@
         </w:rPr>
         <w:t xml:space="preserve">   |   </w:t>
       </w:r>
-      <w:hyperlink w:history="1" r:id="rIdkydbm19nzqlh3fivlqo7i">
+      <w:hyperlink w:history="1" r:id="rIdjxghfj0gn-_sw0pc_kuom">
         <w:r>
           <w:rPr>
             <w:color w:val="13524B"/>
@@ -111,7 +111,7 @@
           <w:sz w:val="21"/>
           <w:szCs w:val="21"/>
         </w:rPr>
-        <w:t xml:space="preserve">A strong foundation in exercise physiology and sports science, built across professional rugby league, AFL, NBL and elite collegiate sport, led me to develop agentic workflows that make training data queryable. They do not just save time; they seamlessly integrate screening, wellness and physical-performance metrics into holistic, decision-ready reports. Proficient with Catapult, Teamworks, VALD, NordBord and GymAware, and fluent in R, Python and AI tooling to streamline performance workflows.</w:t>
+        <w:t xml:space="preserve">A strong foundation in exercise physiology and sports science, built across professional rugby league, AFL, NBL and elite collegiate sport, led me to develop agentic workflows that make training data queryable. They do not just save time; they seamlessly integrate screening, wellness and physical-performance metrics into holistic, decision-ready reports. Proficient with Catapult, Teamworks, VALD, NordBord and GymAware, and fluent in R, Python, Power BI, Tableau and AI tooling to streamline performance workflows.</w:t>
       </w:r>
     </w:p>
     <w:p>
@@ -414,7 +414,7 @@
           <w:sz w:val="19"/>
           <w:szCs w:val="19"/>
         </w:rPr>
-        <w:t xml:space="preserve">Catapult, VALD, NordBord, R, Python, Claude Code, GitHub, Railway, dashboard development, wellness monitoring, return-to-play coordination.</w:t>
+        <w:t xml:space="preserve">Catapult, Teamworks, VALD, GymAware, NordBord, R, Python, Power BI, Tableau, Excel, Claude Code, GitHub, Railway, wellness monitoring, return-to-play coordination.</w:t>
       </w:r>
     </w:p>
     <w:p>
@@ -546,6 +546,23 @@
           <w:sz w:val="21"/>
           <w:szCs w:val="21"/>
         </w:rPr>
+        <w:t xml:space="preserve">Prescribed speed and conditioning, ran velocity-based training with GymAware, and built monitoring dashboards in Excel, Power BI and Tableau.</w:t>
+      </w:r>
+    </w:p>
+    <w:p>
+      <w:pPr>
+        <w:pStyle w:val="ListParagraph"/>
+        <w:numPr>
+          <w:ilvl w:val="0"/>
+          <w:numId w:val="2"/>
+        </w:numPr>
+        <w:spacing w:after="30"/>
+      </w:pPr>
+      <w:r>
+        <w:rPr>
+          <w:sz w:val="21"/>
+          <w:szCs w:val="21"/>
+        </w:rPr>
         <w:t xml:space="preserve">Led weekly testing and monitoring protocols and supported data-informed return-to-play decisions.</w:t>
       </w:r>
     </w:p>
@@ -1026,7 +1043,7 @@
         </w:rPr>
         <w:t xml:space="preserve">Build automated athlete-monitoring and reporting systems that integrate Catapult, VALD and wellness data using R and Python, run live GPS monitoring, and create custom dashboards. Increasingly applying AI tooling (Claude Code) to automate performance reporting. Deidentified portfolio: </w:t>
       </w:r>
-      <w:hyperlink w:history="1" r:id="rIdbynqyuss8bh1lejr1qpo9">
+      <w:hyperlink w:history="1" r:id="rIdkxtiw-lmnbo6wm8whyrwc">
         <w:r>
           <w:rPr>
             <w:color w:val="13524B"/>
